--- a/Minor_Assignment_CAL557_BlackImg.docx
+++ b/Minor_Assignment_CAL557_BlackImg.docx
@@ -443,12 +443,12 @@
           </w:tcPr>
           <w:p>
             <w:pPr>
+              <w:jc w:val="center"/>
               <w:rPr>
                 <w:rFonts w:cs="Times New Roman"/>
                 <w:b/>
                 <w:bCs/>
-                <w:sz w:val="44"/>
-                <w:szCs w:val="44"/>
+                <w:szCs w:val="24"/>
               </w:rPr>
             </w:pPr>
             <w:r>
@@ -456,8 +456,7 @@
                 <w:rFonts w:cs="Times New Roman"/>
                 <w:b/>
                 <w:bCs/>
-                <w:sz w:val="44"/>
-                <w:szCs w:val="44"/>
+                <w:szCs w:val="24"/>
               </w:rPr>
               <w:t>S. No.</w:t>
             </w:r>
@@ -471,12 +470,12 @@
           </w:tcPr>
           <w:p>
             <w:pPr>
+              <w:jc w:val="center"/>
               <w:rPr>
                 <w:rFonts w:cs="Times New Roman"/>
                 <w:b/>
                 <w:bCs/>
-                <w:sz w:val="44"/>
-                <w:szCs w:val="44"/>
+                <w:szCs w:val="24"/>
               </w:rPr>
             </w:pPr>
             <w:r>
@@ -484,8 +483,7 @@
                 <w:rFonts w:cs="Times New Roman"/>
                 <w:b/>
                 <w:bCs/>
-                <w:sz w:val="44"/>
-                <w:szCs w:val="44"/>
+                <w:szCs w:val="24"/>
               </w:rPr>
               <w:t>Topic</w:t>
             </w:r>
@@ -499,12 +497,12 @@
           </w:tcPr>
           <w:p>
             <w:pPr>
+              <w:jc w:val="center"/>
               <w:rPr>
                 <w:rFonts w:cs="Times New Roman"/>
                 <w:b/>
                 <w:bCs/>
-                <w:sz w:val="44"/>
-                <w:szCs w:val="44"/>
+                <w:szCs w:val="24"/>
               </w:rPr>
             </w:pPr>
             <w:r>
@@ -512,8 +510,7 @@
                 <w:rFonts w:cs="Times New Roman"/>
                 <w:b/>
                 <w:bCs/>
-                <w:sz w:val="44"/>
-                <w:szCs w:val="44"/>
+                <w:szCs w:val="24"/>
               </w:rPr>
               <w:t>Page No.</w:t>
             </w:r>
@@ -533,17 +530,16 @@
           </w:tcPr>
           <w:p>
             <w:pPr>
+              <w:jc w:val="center"/>
               <w:rPr>
                 <w:rFonts w:cs="Times New Roman"/>
-                <w:sz w:val="44"/>
-                <w:szCs w:val="44"/>
+                <w:szCs w:val="24"/>
               </w:rPr>
             </w:pPr>
             <w:r>
               <w:rPr>
                 <w:rFonts w:cs="Times New Roman"/>
-                <w:sz w:val="44"/>
-                <w:szCs w:val="44"/>
+                <w:szCs w:val="24"/>
               </w:rPr>
               <w:t>1</w:t>
             </w:r>
@@ -557,17 +553,16 @@
           </w:tcPr>
           <w:p>
             <w:pPr>
+              <w:jc w:val="center"/>
               <w:rPr>
                 <w:rFonts w:cs="Times New Roman"/>
-                <w:sz w:val="44"/>
-                <w:szCs w:val="44"/>
+                <w:szCs w:val="24"/>
               </w:rPr>
             </w:pPr>
             <w:r>
               <w:rPr>
                 <w:rFonts w:cs="Times New Roman"/>
-                <w:sz w:val="44"/>
-                <w:szCs w:val="44"/>
+                <w:szCs w:val="24"/>
               </w:rPr>
               <w:t>Introduction</w:t>
             </w:r>
@@ -581,17 +576,16 @@
           </w:tcPr>
           <w:p>
             <w:pPr>
+              <w:jc w:val="center"/>
               <w:rPr>
                 <w:rFonts w:cs="Times New Roman"/>
-                <w:sz w:val="44"/>
-                <w:szCs w:val="44"/>
+                <w:szCs w:val="24"/>
               </w:rPr>
             </w:pPr>
             <w:r>
               <w:rPr>
                 <w:rFonts w:cs="Times New Roman"/>
-                <w:sz w:val="44"/>
-                <w:szCs w:val="44"/>
+                <w:szCs w:val="24"/>
               </w:rPr>
               <w:t>3</w:t>
             </w:r>
@@ -611,17 +605,16 @@
           </w:tcPr>
           <w:p>
             <w:pPr>
+              <w:jc w:val="center"/>
               <w:rPr>
                 <w:rFonts w:cs="Times New Roman"/>
-                <w:sz w:val="44"/>
-                <w:szCs w:val="44"/>
+                <w:szCs w:val="24"/>
               </w:rPr>
             </w:pPr>
             <w:r>
               <w:rPr>
                 <w:rFonts w:cs="Times New Roman"/>
-                <w:sz w:val="44"/>
-                <w:szCs w:val="44"/>
+                <w:szCs w:val="24"/>
               </w:rPr>
               <w:t>2</w:t>
             </w:r>
@@ -635,17 +628,16 @@
           </w:tcPr>
           <w:p>
             <w:pPr>
+              <w:jc w:val="center"/>
               <w:rPr>
                 <w:rFonts w:cs="Times New Roman"/>
-                <w:sz w:val="44"/>
-                <w:szCs w:val="44"/>
+                <w:szCs w:val="24"/>
               </w:rPr>
             </w:pPr>
             <w:r>
               <w:rPr>
                 <w:rFonts w:cs="Times New Roman"/>
-                <w:sz w:val="44"/>
-                <w:szCs w:val="44"/>
+                <w:szCs w:val="24"/>
               </w:rPr>
               <w:t>Development Requirements</w:t>
             </w:r>
@@ -659,17 +651,16 @@
           </w:tcPr>
           <w:p>
             <w:pPr>
+              <w:jc w:val="center"/>
               <w:rPr>
                 <w:rFonts w:cs="Times New Roman"/>
-                <w:sz w:val="44"/>
-                <w:szCs w:val="44"/>
+                <w:szCs w:val="24"/>
               </w:rPr>
             </w:pPr>
             <w:r>
               <w:rPr>
                 <w:rFonts w:cs="Times New Roman"/>
-                <w:sz w:val="44"/>
-                <w:szCs w:val="44"/>
+                <w:szCs w:val="24"/>
               </w:rPr>
               <w:t>3</w:t>
             </w:r>
@@ -689,17 +680,16 @@
           </w:tcPr>
           <w:p>
             <w:pPr>
+              <w:jc w:val="center"/>
               <w:rPr>
                 <w:rFonts w:cs="Times New Roman"/>
-                <w:sz w:val="44"/>
-                <w:szCs w:val="44"/>
+                <w:szCs w:val="24"/>
               </w:rPr>
             </w:pPr>
             <w:r>
               <w:rPr>
                 <w:rFonts w:cs="Times New Roman"/>
-                <w:sz w:val="44"/>
-                <w:szCs w:val="44"/>
+                <w:szCs w:val="24"/>
               </w:rPr>
               <w:t>3</w:t>
             </w:r>
@@ -713,17 +703,16 @@
           </w:tcPr>
           <w:p>
             <w:pPr>
+              <w:jc w:val="center"/>
               <w:rPr>
                 <w:rFonts w:cs="Times New Roman"/>
-                <w:sz w:val="44"/>
-                <w:szCs w:val="44"/>
+                <w:szCs w:val="24"/>
               </w:rPr>
             </w:pPr>
             <w:r>
               <w:rPr>
                 <w:rFonts w:cs="Times New Roman"/>
-                <w:sz w:val="44"/>
-                <w:szCs w:val="44"/>
+                <w:szCs w:val="24"/>
               </w:rPr>
               <w:t>Modules of the Website</w:t>
             </w:r>
@@ -737,33 +726,30 @@
           </w:tcPr>
           <w:p>
             <w:pPr>
+              <w:jc w:val="center"/>
               <w:rPr>
                 <w:rFonts w:cs="Times New Roman"/>
-                <w:sz w:val="44"/>
-                <w:szCs w:val="44"/>
+                <w:szCs w:val="24"/>
               </w:rPr>
             </w:pPr>
             <w:r>
               <w:rPr>
                 <w:rFonts w:cs="Times New Roman"/>
-                <w:sz w:val="44"/>
-                <w:szCs w:val="44"/>
+                <w:szCs w:val="24"/>
               </w:rPr>
               <w:t>4</w:t>
             </w:r>
             <w:r>
               <w:rPr>
                 <w:rFonts w:cs="Times New Roman"/>
-                <w:sz w:val="44"/>
-                <w:szCs w:val="44"/>
+                <w:szCs w:val="24"/>
               </w:rPr>
               <w:t>-</w:t>
             </w:r>
             <w:r>
               <w:rPr>
                 <w:rFonts w:cs="Times New Roman"/>
-                <w:sz w:val="44"/>
-                <w:szCs w:val="44"/>
+                <w:szCs w:val="24"/>
               </w:rPr>
               <w:t>5</w:t>
             </w:r>
@@ -783,17 +769,16 @@
           </w:tcPr>
           <w:p>
             <w:pPr>
+              <w:jc w:val="center"/>
               <w:rPr>
                 <w:rFonts w:cs="Times New Roman"/>
-                <w:sz w:val="44"/>
-                <w:szCs w:val="44"/>
+                <w:szCs w:val="24"/>
               </w:rPr>
             </w:pPr>
             <w:r>
               <w:rPr>
                 <w:rFonts w:cs="Times New Roman"/>
-                <w:sz w:val="44"/>
-                <w:szCs w:val="44"/>
+                <w:szCs w:val="24"/>
               </w:rPr>
               <w:t>4</w:t>
             </w:r>
@@ -807,17 +792,16 @@
           </w:tcPr>
           <w:p>
             <w:pPr>
+              <w:jc w:val="center"/>
               <w:rPr>
                 <w:rFonts w:cs="Times New Roman"/>
-                <w:sz w:val="44"/>
-                <w:szCs w:val="44"/>
+                <w:szCs w:val="24"/>
               </w:rPr>
             </w:pPr>
             <w:r>
               <w:rPr>
                 <w:rFonts w:cs="Times New Roman"/>
-                <w:sz w:val="44"/>
-                <w:szCs w:val="44"/>
+                <w:szCs w:val="24"/>
               </w:rPr>
               <w:t>Code Snippets</w:t>
             </w:r>
@@ -831,17 +815,16 @@
           </w:tcPr>
           <w:p>
             <w:pPr>
+              <w:jc w:val="center"/>
               <w:rPr>
                 <w:rFonts w:cs="Times New Roman"/>
-                <w:sz w:val="44"/>
-                <w:szCs w:val="44"/>
+                <w:szCs w:val="24"/>
               </w:rPr>
             </w:pPr>
             <w:r>
               <w:rPr>
                 <w:rFonts w:cs="Times New Roman"/>
-                <w:sz w:val="44"/>
-                <w:szCs w:val="44"/>
+                <w:szCs w:val="24"/>
               </w:rPr>
               <w:t>5</w:t>
             </w:r>
@@ -850,7 +833,7 @@
       </w:tr>
       <w:tr>
         <w:trPr>
-          <w:trHeight w:val="1204"/>
+          <w:trHeight w:val="583"/>
           <w:tblCellSpacing w:w="15" w:type="dxa"/>
         </w:trPr>
         <w:tc>
@@ -861,17 +844,16 @@
           </w:tcPr>
           <w:p>
             <w:pPr>
+              <w:jc w:val="center"/>
               <w:rPr>
                 <w:rFonts w:cs="Times New Roman"/>
-                <w:sz w:val="44"/>
-                <w:szCs w:val="44"/>
+                <w:szCs w:val="24"/>
               </w:rPr>
             </w:pPr>
             <w:r>
               <w:rPr>
                 <w:rFonts w:cs="Times New Roman"/>
-                <w:sz w:val="44"/>
-                <w:szCs w:val="44"/>
+                <w:szCs w:val="24"/>
               </w:rPr>
               <w:t>5</w:t>
             </w:r>
@@ -885,17 +867,16 @@
           </w:tcPr>
           <w:p>
             <w:pPr>
+              <w:jc w:val="center"/>
               <w:rPr>
                 <w:rFonts w:cs="Times New Roman"/>
-                <w:sz w:val="44"/>
-                <w:szCs w:val="44"/>
+                <w:szCs w:val="24"/>
               </w:rPr>
             </w:pPr>
             <w:r>
               <w:rPr>
                 <w:rFonts w:cs="Times New Roman"/>
-                <w:sz w:val="44"/>
-                <w:szCs w:val="44"/>
+                <w:szCs w:val="24"/>
               </w:rPr>
               <w:t>User Interface (UI) / Screenshots</w:t>
             </w:r>
@@ -909,17 +890,16 @@
           </w:tcPr>
           <w:p>
             <w:pPr>
+              <w:jc w:val="center"/>
               <w:rPr>
                 <w:rFonts w:cs="Times New Roman"/>
-                <w:sz w:val="44"/>
-                <w:szCs w:val="44"/>
+                <w:szCs w:val="24"/>
               </w:rPr>
             </w:pPr>
             <w:r>
               <w:rPr>
                 <w:rFonts w:cs="Times New Roman"/>
-                <w:sz w:val="44"/>
-                <w:szCs w:val="44"/>
+                <w:szCs w:val="24"/>
               </w:rPr>
               <w:t>6</w:t>
             </w:r>
@@ -939,17 +919,16 @@
           </w:tcPr>
           <w:p>
             <w:pPr>
+              <w:jc w:val="center"/>
               <w:rPr>
                 <w:rFonts w:cs="Times New Roman"/>
-                <w:sz w:val="44"/>
-                <w:szCs w:val="44"/>
+                <w:szCs w:val="24"/>
               </w:rPr>
             </w:pPr>
             <w:r>
               <w:rPr>
                 <w:rFonts w:cs="Times New Roman"/>
-                <w:sz w:val="44"/>
-                <w:szCs w:val="44"/>
+                <w:szCs w:val="24"/>
               </w:rPr>
               <w:t>6</w:t>
             </w:r>
@@ -963,17 +942,16 @@
           </w:tcPr>
           <w:p>
             <w:pPr>
+              <w:jc w:val="center"/>
               <w:rPr>
                 <w:rFonts w:cs="Times New Roman"/>
-                <w:sz w:val="44"/>
-                <w:szCs w:val="44"/>
+                <w:szCs w:val="24"/>
               </w:rPr>
             </w:pPr>
             <w:r>
               <w:rPr>
                 <w:rFonts w:cs="Times New Roman"/>
-                <w:sz w:val="44"/>
-                <w:szCs w:val="44"/>
+                <w:szCs w:val="24"/>
               </w:rPr>
               <w:t>Conclusion</w:t>
             </w:r>
@@ -987,10 +965,10 @@
           </w:tcPr>
           <w:p>
             <w:pPr>
+              <w:jc w:val="center"/>
               <w:rPr>
                 <w:rFonts w:cs="Times New Roman"/>
-                <w:sz w:val="44"/>
-                <w:szCs w:val="44"/>
+                <w:szCs w:val="24"/>
               </w:rPr>
             </w:pPr>
           </w:p>
@@ -1009,17 +987,16 @@
           </w:tcPr>
           <w:p>
             <w:pPr>
+              <w:jc w:val="center"/>
               <w:rPr>
                 <w:rFonts w:cs="Times New Roman"/>
-                <w:sz w:val="44"/>
-                <w:szCs w:val="44"/>
+                <w:szCs w:val="24"/>
               </w:rPr>
             </w:pPr>
             <w:r>
               <w:rPr>
                 <w:rFonts w:cs="Times New Roman"/>
-                <w:sz w:val="44"/>
-                <w:szCs w:val="44"/>
+                <w:szCs w:val="24"/>
               </w:rPr>
               <w:t>7</w:t>
             </w:r>
@@ -1033,17 +1010,16 @@
           </w:tcPr>
           <w:p>
             <w:pPr>
+              <w:jc w:val="center"/>
               <w:rPr>
                 <w:rFonts w:cs="Times New Roman"/>
-                <w:sz w:val="44"/>
-                <w:szCs w:val="44"/>
+                <w:szCs w:val="24"/>
               </w:rPr>
             </w:pPr>
             <w:r>
               <w:rPr>
                 <w:rFonts w:cs="Times New Roman"/>
-                <w:sz w:val="44"/>
-                <w:szCs w:val="44"/>
+                <w:szCs w:val="24"/>
               </w:rPr>
               <w:t>Future Scope</w:t>
             </w:r>
@@ -1057,17 +1033,16 @@
           </w:tcPr>
           <w:p>
             <w:pPr>
+              <w:jc w:val="center"/>
               <w:rPr>
                 <w:rFonts w:cs="Times New Roman"/>
-                <w:sz w:val="44"/>
-                <w:szCs w:val="44"/>
+                <w:szCs w:val="24"/>
               </w:rPr>
             </w:pPr>
             <w:r>
               <w:rPr>
                 <w:rFonts w:cs="Times New Roman"/>
-                <w:sz w:val="44"/>
-                <w:szCs w:val="44"/>
+                <w:szCs w:val="24"/>
               </w:rPr>
               <w:t>7</w:t>
             </w:r>
@@ -1095,10 +1070,55 @@
     </w:p>
     <w:p>
       <w:pPr>
-        <w:jc w:val="both"/>
+        <w:rPr>
+          <w:lang w:val="en-IN"/>
+        </w:rPr>
       </w:pPr>
       <w:r>
+        <w:rPr>
+          <w:lang w:val="en-IN"/>
+        </w:rPr>
         <w:t>BlackImg is a multi-page front-end website built using HTML, CSS, and JavaScript. The project is designed as a visual discovery platform where users can access structured pages such as Home, Dashboard, About, Services, Gallery, Explore, and Contact. The main objective is to demonstrate modular web design, smooth navigation, and practical implementation of core web technologies.</w:t>
+      </w:r>
+    </w:p>
+    <w:p>
+      <w:pPr>
+        <w:rPr>
+          <w:lang w:val="en-IN"/>
+        </w:rPr>
+      </w:pPr>
+    </w:p>
+    <w:p>
+      <w:pPr>
+        <w:rPr>
+          <w:lang w:val="en-IN"/>
+        </w:rPr>
+      </w:pPr>
+      <w:r>
+        <w:rPr>
+          <w:lang w:val="en-IN"/>
+        </w:rPr>
+        <w:t>The website is developed as part of the  Web Technology I minor assignment to apply theoretical concepts in a real project environment. It focuses on organizing content across multiple linked pages, maintaining a consistent user interface, and improving usability through clear navigation structure. Each module is designed with a specific purpose so that the overall website feels connected and easy to use.</w:t>
+      </w:r>
+    </w:p>
+    <w:p>
+      <w:pPr>
+        <w:rPr>
+          <w:lang w:val="en-IN"/>
+        </w:rPr>
+      </w:pPr>
+    </w:p>
+    <w:p>
+      <w:pPr>
+        <w:rPr>
+          <w:lang w:val="en-IN"/>
+        </w:rPr>
+      </w:pPr>
+      <w:r>
+        <w:rPr>
+          <w:lang w:val="en-IN"/>
+        </w:rPr>
+        <w:t>In addition to page structure and styling, the project also includes client-side interactivity such as gallery filtering and form validation. These features help demonstrate how JavaScript can enhance user experience without requiring backend integration in the initial stage. Overall, BlackImg presents a practical front-end implementation that reflects responsive design principles, reusable components, and user-focused layout planning.</w:t>
       </w:r>
     </w:p>
     <w:p/>
@@ -1157,6 +1177,7 @@
         <w:pStyle w:val="ListBullet"/>
       </w:pPr>
       <w:r>
+        <w:lastRenderedPageBreak/>
         <w:t>Code Editor: Visual Studio Code</w:t>
       </w:r>
     </w:p>
@@ -1173,7 +1194,10 @@
         <w:pStyle w:val="ListBullet"/>
       </w:pPr>
       <w:r>
-        <w:t>Hosting Platform: Netlify</w:t>
+        <w:t xml:space="preserve">Hosting Platform: </w:t>
+      </w:r>
+      <w:r>
+        <w:t>Vercel</w:t>
       </w:r>
     </w:p>
     <w:p/>
@@ -1232,7 +1256,6 @@
           <w:b/>
           <w:sz w:val="28"/>
         </w:rPr>
-        <w:lastRenderedPageBreak/>
         <w:t>3. Modules of the BlackImg Website</w:t>
       </w:r>
     </w:p>
@@ -1317,6 +1340,7 @@
         <w:jc w:val="both"/>
       </w:pPr>
       <w:r>
+        <w:lastRenderedPageBreak/>
         <w:t xml:space="preserve">   Describes project purpose, vision, and background.</w:t>
       </w:r>
     </w:p>
@@ -1505,6 +1529,7 @@
         <w:rPr>
           <w:b/>
         </w:rPr>
+        <w:lastRenderedPageBreak/>
         <w:t>4.2 Frameset in `index.html`</w:t>
       </w:r>
     </w:p>
@@ -1620,7 +1645,6 @@
           <w:b/>
           <w:sz w:val="28"/>
         </w:rPr>
-        <w:lastRenderedPageBreak/>
         <w:t>5. User Interface (UI) Summary</w:t>
       </w:r>
     </w:p>
@@ -1974,6 +1998,7 @@
         <w:rPr>
           <w:noProof/>
         </w:rPr>
+        <w:lastRenderedPageBreak/>
         <w:drawing>
           <wp:anchor distT="0" distB="0" distL="114300" distR="114300" simplePos="0" relativeHeight="251666944" behindDoc="0" locked="0" layoutInCell="1" allowOverlap="1" wp14:anchorId="71443E32" wp14:editId="3194BD75">
             <wp:simplePos x="0" y="0"/>
@@ -3381,7 +3406,6 @@
   <w:style w:type="character" w:default="1" w:styleId="DefaultParagraphFont">
     <w:name w:val="Default Paragraph Font"/>
     <w:uiPriority w:val="1"/>
-    <w:semiHidden/>
     <w:unhideWhenUsed/>
   </w:style>
   <w:style w:type="table" w:default="1" w:styleId="TableNormal">

--- a/Minor_Assignment_CAL557_BlackImg.docx
+++ b/Minor_Assignment_CAL557_BlackImg.docx
@@ -664,6 +664,13 @@
               </w:rPr>
               <w:t>3</w:t>
             </w:r>
+            <w:r>
+              <w:rPr>
+                <w:rFonts w:cs="Times New Roman"/>
+                <w:szCs w:val="24"/>
+              </w:rPr>
+              <w:t>-4</w:t>
+            </w:r>
           </w:p>
         </w:tc>
       </w:tr>
@@ -828,6 +835,13 @@
               </w:rPr>
               <w:t>5</w:t>
             </w:r>
+            <w:r>
+              <w:rPr>
+                <w:rFonts w:cs="Times New Roman"/>
+                <w:szCs w:val="24"/>
+              </w:rPr>
+              <w:t>-6</w:t>
+            </w:r>
           </w:p>
         </w:tc>
       </w:tr>
@@ -903,6 +917,13 @@
               </w:rPr>
               <w:t>6</w:t>
             </w:r>
+            <w:r>
+              <w:rPr>
+                <w:rFonts w:cs="Times New Roman"/>
+                <w:szCs w:val="24"/>
+              </w:rPr>
+              <w:t>-7</w:t>
+            </w:r>
           </w:p>
         </w:tc>
       </w:tr>
@@ -971,6 +992,13 @@
                 <w:szCs w:val="24"/>
               </w:rPr>
             </w:pPr>
+            <w:r>
+              <w:rPr>
+                <w:rFonts w:cs="Times New Roman"/>
+                <w:szCs w:val="24"/>
+              </w:rPr>
+              <w:t>7</w:t>
+            </w:r>
           </w:p>
         </w:tc>
       </w:tr>
@@ -1648,87 +1676,19 @@
         <w:t>5. User Interface (UI) Summary</w:t>
       </w:r>
     </w:p>
-    <w:p/>
     <w:p>
-      <w:pPr>
-        <w:rPr>
-          <w:b/>
-          <w:sz w:val="28"/>
-        </w:rPr>
-      </w:pPr>
-    </w:p>
-    <w:p>
-      <w:pPr>
-        <w:spacing w:after="200" w:line="276" w:lineRule="auto"/>
-        <w:rPr>
-          <w:noProof/>
-        </w:rPr>
-      </w:pPr>
       <w:r>
         <w:rPr>
           <w:noProof/>
         </w:rPr>
         <w:drawing>
-          <wp:inline distT="0" distB="0" distL="0" distR="0" wp14:anchorId="1C64B66D" wp14:editId="3C5A3EE1">
-            <wp:extent cx="2887980" cy="1461269"/>
-            <wp:effectExtent l="0" t="0" r="7620" b="5715"/>
-            <wp:docPr id="1445610084" name="Picture 1"/>
-            <wp:cNvGraphicFramePr>
-              <a:graphicFrameLocks xmlns:a="http://schemas.openxmlformats.org/drawingml/2006/main" noChangeAspect="1"/>
-            </wp:cNvGraphicFramePr>
-            <a:graphic xmlns:a="http://schemas.openxmlformats.org/drawingml/2006/main">
-              <a:graphicData uri="http://schemas.openxmlformats.org/drawingml/2006/picture">
-                <pic:pic xmlns:pic="http://schemas.openxmlformats.org/drawingml/2006/picture">
-                  <pic:nvPicPr>
-                    <pic:cNvPr id="0" name="Picture 1"/>
-                    <pic:cNvPicPr>
-                      <a:picLocks noChangeAspect="1" noChangeArrowheads="1"/>
-                    </pic:cNvPicPr>
-                  </pic:nvPicPr>
-                  <pic:blipFill>
-                    <a:blip r:embed="rId7">
-                      <a:extLst>
-                        <a:ext uri="{28A0092B-C50C-407E-A947-70E740481C1C}">
-                          <a14:useLocalDpi xmlns:a14="http://schemas.microsoft.com/office/drawing/2010/main" val="0"/>
-                        </a:ext>
-                      </a:extLst>
-                    </a:blip>
-                    <a:srcRect/>
-                    <a:stretch>
-                      <a:fillRect/>
-                    </a:stretch>
-                  </pic:blipFill>
-                  <pic:spPr bwMode="auto">
-                    <a:xfrm>
-                      <a:off x="0" y="0"/>
-                      <a:ext cx="2913906" cy="1474387"/>
-                    </a:xfrm>
-                    <a:prstGeom prst="rect">
-                      <a:avLst/>
-                    </a:prstGeom>
-                    <a:noFill/>
-                    <a:ln>
-                      <a:noFill/>
-                    </a:ln>
-                  </pic:spPr>
-                </pic:pic>
-              </a:graphicData>
-            </a:graphic>
-          </wp:inline>
-        </w:drawing>
-      </w:r>
-      <w:r>
-        <w:rPr>
-          <w:noProof/>
-        </w:rPr>
-        <w:drawing>
-          <wp:anchor distT="0" distB="0" distL="114300" distR="114300" simplePos="0" relativeHeight="251632128" behindDoc="0" locked="0" layoutInCell="1" allowOverlap="1" wp14:anchorId="5C001408" wp14:editId="1BC0D002">
+          <wp:anchor distT="0" distB="0" distL="114300" distR="114300" simplePos="0" relativeHeight="251619328" behindDoc="0" locked="0" layoutInCell="1" allowOverlap="1" wp14:anchorId="5C001408" wp14:editId="224C7647">
             <wp:simplePos x="0" y="0"/>
             <wp:positionH relativeFrom="margin">
-              <wp:posOffset>3511989</wp:posOffset>
+              <wp:posOffset>3023870</wp:posOffset>
             </wp:positionH>
             <wp:positionV relativeFrom="margin">
-              <wp:posOffset>1107440</wp:posOffset>
+              <wp:posOffset>4018280</wp:posOffset>
             </wp:positionV>
             <wp:extent cx="3001010" cy="1517650"/>
             <wp:effectExtent l="0" t="0" r="8890" b="6350"/>
@@ -1747,7 +1707,7 @@
                     </pic:cNvPicPr>
                   </pic:nvPicPr>
                   <pic:blipFill>
-                    <a:blip r:embed="rId8">
+                    <a:blip r:embed="rId7">
                       <a:extLst>
                         <a:ext uri="{28A0092B-C50C-407E-A947-70E740481C1C}">
                           <a14:useLocalDpi xmlns:a14="http://schemas.microsoft.com/office/drawing/2010/main" val="0"/>
@@ -1781,11 +1741,70 @@
     </w:p>
     <w:p>
       <w:pPr>
-        <w:spacing w:after="200" w:line="276" w:lineRule="auto"/>
-        <w:ind w:firstLine="720"/>
         <w:rPr>
           <w:b/>
           <w:sz w:val="28"/>
+        </w:rPr>
+      </w:pPr>
+      <w:r>
+        <w:rPr>
+          <w:noProof/>
+        </w:rPr>
+        <w:drawing>
+          <wp:inline distT="0" distB="0" distL="0" distR="0" wp14:anchorId="161BB54F" wp14:editId="1F85B538">
+            <wp:extent cx="2887980" cy="1461269"/>
+            <wp:effectExtent l="0" t="0" r="7620" b="5715"/>
+            <wp:docPr id="1445610084" name="Picture 1"/>
+            <wp:cNvGraphicFramePr>
+              <a:graphicFrameLocks xmlns:a="http://schemas.openxmlformats.org/drawingml/2006/main" noChangeAspect="1"/>
+            </wp:cNvGraphicFramePr>
+            <a:graphic xmlns:a="http://schemas.openxmlformats.org/drawingml/2006/main">
+              <a:graphicData uri="http://schemas.openxmlformats.org/drawingml/2006/picture">
+                <pic:pic xmlns:pic="http://schemas.openxmlformats.org/drawingml/2006/picture">
+                  <pic:nvPicPr>
+                    <pic:cNvPr id="0" name="Picture 1"/>
+                    <pic:cNvPicPr>
+                      <a:picLocks noChangeAspect="1" noChangeArrowheads="1"/>
+                    </pic:cNvPicPr>
+                  </pic:nvPicPr>
+                  <pic:blipFill>
+                    <a:blip r:embed="rId8">
+                      <a:extLst>
+                        <a:ext uri="{28A0092B-C50C-407E-A947-70E740481C1C}">
+                          <a14:useLocalDpi xmlns:a14="http://schemas.microsoft.com/office/drawing/2010/main" val="0"/>
+                        </a:ext>
+                      </a:extLst>
+                    </a:blip>
+                    <a:srcRect/>
+                    <a:stretch>
+                      <a:fillRect/>
+                    </a:stretch>
+                  </pic:blipFill>
+                  <pic:spPr bwMode="auto">
+                    <a:xfrm>
+                      <a:off x="0" y="0"/>
+                      <a:ext cx="2913906" cy="1474387"/>
+                    </a:xfrm>
+                    <a:prstGeom prst="rect">
+                      <a:avLst/>
+                    </a:prstGeom>
+                    <a:noFill/>
+                    <a:ln>
+                      <a:noFill/>
+                    </a:ln>
+                  </pic:spPr>
+                </pic:pic>
+              </a:graphicData>
+            </a:graphic>
+          </wp:inline>
+        </w:drawing>
+      </w:r>
+    </w:p>
+    <w:p>
+      <w:pPr>
+        <w:spacing w:after="200" w:line="276" w:lineRule="auto"/>
+        <w:rPr>
+          <w:noProof/>
         </w:rPr>
       </w:pPr>
       <w:r>
@@ -1797,13 +1816,113 @@
         <mc:AlternateContent>
           <mc:Choice Requires="wps">
             <w:drawing>
-              <wp:anchor distT="45720" distB="45720" distL="114300" distR="114300" simplePos="0" relativeHeight="251694592" behindDoc="0" locked="0" layoutInCell="1" allowOverlap="1" wp14:anchorId="02BF039F" wp14:editId="14F415C0">
+              <wp:anchor distT="45720" distB="45720" distL="114300" distR="114300" simplePos="0" relativeHeight="251672576" behindDoc="0" locked="0" layoutInCell="1" allowOverlap="1" wp14:anchorId="428627A9" wp14:editId="59D54DDC">
+                <wp:simplePos x="0" y="0"/>
+                <wp:positionH relativeFrom="margin">
+                  <wp:posOffset>358140</wp:posOffset>
+                </wp:positionH>
+                <wp:positionV relativeFrom="margin">
+                  <wp:posOffset>5937250</wp:posOffset>
+                </wp:positionV>
+                <wp:extent cx="2360930" cy="1404620"/>
+                <wp:effectExtent l="0" t="0" r="3810" b="0"/>
+                <wp:wrapSquare wrapText="bothSides"/>
+                <wp:docPr id="217" name="Text Box 2"/>
+                <wp:cNvGraphicFramePr>
+                  <a:graphicFrameLocks xmlns:a="http://schemas.openxmlformats.org/drawingml/2006/main"/>
+                </wp:cNvGraphicFramePr>
+                <a:graphic xmlns:a="http://schemas.openxmlformats.org/drawingml/2006/main">
+                  <a:graphicData uri="http://schemas.microsoft.com/office/word/2010/wordprocessingShape">
+                    <wps:wsp>
+                      <wps:cNvSpPr txBox="1">
+                        <a:spLocks noChangeArrowheads="1"/>
+                      </wps:cNvSpPr>
+                      <wps:spPr bwMode="auto">
+                        <a:xfrm>
+                          <a:off x="0" y="0"/>
+                          <a:ext cx="2360930" cy="1404620"/>
+                        </a:xfrm>
+                        <a:prstGeom prst="rect">
+                          <a:avLst/>
+                        </a:prstGeom>
+                        <a:solidFill>
+                          <a:srgbClr val="FFFFFF"/>
+                        </a:solidFill>
+                        <a:ln w="9525">
+                          <a:noFill/>
+                          <a:miter lim="800000"/>
+                          <a:headEnd/>
+                          <a:tailEnd/>
+                        </a:ln>
+                      </wps:spPr>
+                      <wps:txbx>
+                        <w:txbxContent>
+                          <w:p>
+                            <w:pPr>
+                              <w:jc w:val="center"/>
+                            </w:pPr>
+                            <w:r>
+                              <w:t>Home Page</w:t>
+                            </w:r>
+                          </w:p>
+                        </w:txbxContent>
+                      </wps:txbx>
+                      <wps:bodyPr rot="0" vert="horz" wrap="square" lIns="91440" tIns="45720" rIns="91440" bIns="45720" anchor="t" anchorCtr="0">
+                        <a:spAutoFit/>
+                      </wps:bodyPr>
+                    </wps:wsp>
+                  </a:graphicData>
+                </a:graphic>
+                <wp14:sizeRelH relativeFrom="margin">
+                  <wp14:pctWidth>40000</wp14:pctWidth>
+                </wp14:sizeRelH>
+                <wp14:sizeRelV relativeFrom="margin">
+                  <wp14:pctHeight>20000</wp14:pctHeight>
+                </wp14:sizeRelV>
+              </wp:anchor>
+            </w:drawing>
+          </mc:Choice>
+          <mc:Fallback>
+            <w:pict>
+              <v:shapetype w14:anchorId="428627A9" id="_x0000_t202" coordsize="21600,21600" o:spt="202" path="m,l,21600r21600,l21600,xe">
+                <v:stroke joinstyle="miter"/>
+                <v:path gradientshapeok="t" o:connecttype="rect"/>
+              </v:shapetype>
+              <v:shape id="Text Box 2" o:spid="_x0000_s1026" type="#_x0000_t202" style="position:absolute;margin-left:28.2pt;margin-top:467.5pt;width:185.9pt;height:110.6pt;z-index:251672576;visibility:visible;mso-wrap-style:square;mso-width-percent:400;mso-height-percent:200;mso-wrap-distance-left:9pt;mso-wrap-distance-top:3.6pt;mso-wrap-distance-right:9pt;mso-wrap-distance-bottom:3.6pt;mso-position-horizontal:absolute;mso-position-horizontal-relative:margin;mso-position-vertical:absolute;mso-position-vertical-relative:margin;mso-width-percent:400;mso-height-percent:200;mso-width-relative:margin;mso-height-relative:margin;v-text-anchor:top" o:gfxdata="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" stroked="f">
+                <v:textbox style="mso-fit-shape-to-text:t">
+                  <w:txbxContent>
+                    <w:p>
+                      <w:pPr>
+                        <w:jc w:val="center"/>
+                      </w:pPr>
+                      <w:r>
+                        <w:t>Home Page</w:t>
+                      </w:r>
+                    </w:p>
+                  </w:txbxContent>
+                </v:textbox>
+                <w10:wrap type="square" anchorx="margin" anchory="margin"/>
+              </v:shape>
+            </w:pict>
+          </mc:Fallback>
+        </mc:AlternateContent>
+      </w:r>
+      <w:r>
+        <w:rPr>
+          <w:b/>
+          <w:noProof/>
+          <w:sz w:val="28"/>
+        </w:rPr>
+        <mc:AlternateContent>
+          <mc:Choice Requires="wps">
+            <w:drawing>
+              <wp:anchor distT="45720" distB="45720" distL="114300" distR="114300" simplePos="0" relativeHeight="251688960" behindDoc="0" locked="0" layoutInCell="1" allowOverlap="1" wp14:anchorId="02BF039F" wp14:editId="330E03EF">
                 <wp:simplePos x="0" y="0"/>
                 <wp:positionH relativeFrom="column">
-                  <wp:posOffset>3933678</wp:posOffset>
+                  <wp:posOffset>3398520</wp:posOffset>
                 </wp:positionH>
                 <wp:positionV relativeFrom="paragraph">
-                  <wp:posOffset>94859</wp:posOffset>
+                  <wp:posOffset>11430</wp:posOffset>
                 </wp:positionV>
                 <wp:extent cx="2360930" cy="1404620"/>
                 <wp:effectExtent l="0" t="0" r="3810" b="0"/>
@@ -1865,11 +1984,7 @@
           </mc:Choice>
           <mc:Fallback>
             <w:pict>
-              <v:shapetype w14:anchorId="02BF039F" id="_x0000_t202" coordsize="21600,21600" o:spt="202" path="m,l,21600r21600,l21600,xe">
-                <v:stroke joinstyle="miter"/>
-                <v:path gradientshapeok="t" o:connecttype="rect"/>
-              </v:shapetype>
-              <v:shape id="Text Box 2" o:spid="_x0000_s1026" type="#_x0000_t202" style="position:absolute;left:0;text-align:left;margin-left:309.75pt;margin-top:7.45pt;width:185.9pt;height:110.6pt;z-index:251694592;visibility:visible;mso-wrap-style:square;mso-width-percent:400;mso-height-percent:200;mso-wrap-distance-left:9pt;mso-wrap-distance-top:3.6pt;mso-wrap-distance-right:9pt;mso-wrap-distance-bottom:3.6pt;mso-position-horizontal:absolute;mso-position-horizontal-relative:text;mso-position-vertical:absolute;mso-position-vertical-relative:text;mso-width-percent:400;mso-height-percent:200;mso-width-relative:margin;mso-height-relative:margin;v-text-anchor:top" o:gfxdata="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" stroked="f">
+              <v:shape w14:anchorId="02BF039F" id="_x0000_s1027" type="#_x0000_t202" style="position:absolute;margin-left:267.6pt;margin-top:.9pt;width:185.9pt;height:110.6pt;z-index:251688960;visibility:visible;mso-wrap-style:square;mso-width-percent:400;mso-height-percent:200;mso-wrap-distance-left:9pt;mso-wrap-distance-top:3.6pt;mso-wrap-distance-right:9pt;mso-wrap-distance-bottom:3.6pt;mso-position-horizontal:absolute;mso-position-horizontal-relative:text;mso-position-vertical:absolute;mso-position-vertical-relative:text;mso-width-percent:400;mso-height-percent:200;mso-width-relative:margin;mso-height-relative:margin;v-text-anchor:top" o:gfxdata="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" stroked="f">
                 <v:textbox style="mso-fit-shape-to-text:t">
                   <w:txbxContent>
                     <w:p>
@@ -1888,6 +2003,16 @@
           </mc:Fallback>
         </mc:AlternateContent>
       </w:r>
+    </w:p>
+    <w:p>
+      <w:pPr>
+        <w:spacing w:after="200" w:line="276" w:lineRule="auto"/>
+        <w:ind w:firstLine="720"/>
+        <w:rPr>
+          <w:b/>
+          <w:sz w:val="28"/>
+        </w:rPr>
+      </w:pPr>
       <w:r>
         <w:rPr>
           <w:b/>
@@ -1897,423 +2022,13 @@
         <mc:AlternateContent>
           <mc:Choice Requires="wps">
             <w:drawing>
-              <wp:anchor distT="45720" distB="45720" distL="114300" distR="114300" simplePos="0" relativeHeight="251690496" behindDoc="0" locked="0" layoutInCell="1" allowOverlap="1" wp14:anchorId="428627A9" wp14:editId="76E2C16E">
+              <wp:anchor distT="45720" distB="45720" distL="114300" distR="114300" simplePos="0" relativeHeight="251645952" behindDoc="0" locked="0" layoutInCell="1" allowOverlap="1" wp14:anchorId="0C4B6464" wp14:editId="4DB3F1AB">
                 <wp:simplePos x="0" y="0"/>
                 <wp:positionH relativeFrom="column">
-                  <wp:posOffset>281940</wp:posOffset>
+                  <wp:posOffset>3528695</wp:posOffset>
                 </wp:positionH>
                 <wp:positionV relativeFrom="paragraph">
-                  <wp:posOffset>59690</wp:posOffset>
-                </wp:positionV>
-                <wp:extent cx="2360930" cy="1404620"/>
-                <wp:effectExtent l="0" t="0" r="3810" b="0"/>
-                <wp:wrapSquare wrapText="bothSides"/>
-                <wp:docPr id="217" name="Text Box 2"/>
-                <wp:cNvGraphicFramePr>
-                  <a:graphicFrameLocks xmlns:a="http://schemas.openxmlformats.org/drawingml/2006/main"/>
-                </wp:cNvGraphicFramePr>
-                <a:graphic xmlns:a="http://schemas.openxmlformats.org/drawingml/2006/main">
-                  <a:graphicData uri="http://schemas.microsoft.com/office/word/2010/wordprocessingShape">
-                    <wps:wsp>
-                      <wps:cNvSpPr txBox="1">
-                        <a:spLocks noChangeArrowheads="1"/>
-                      </wps:cNvSpPr>
-                      <wps:spPr bwMode="auto">
-                        <a:xfrm>
-                          <a:off x="0" y="0"/>
-                          <a:ext cx="2360930" cy="1404620"/>
-                        </a:xfrm>
-                        <a:prstGeom prst="rect">
-                          <a:avLst/>
-                        </a:prstGeom>
-                        <a:solidFill>
-                          <a:srgbClr val="FFFFFF"/>
-                        </a:solidFill>
-                        <a:ln w="9525">
-                          <a:noFill/>
-                          <a:miter lim="800000"/>
-                          <a:headEnd/>
-                          <a:tailEnd/>
-                        </a:ln>
-                      </wps:spPr>
-                      <wps:txbx>
-                        <w:txbxContent>
-                          <w:p>
-                            <w:pPr>
-                              <w:jc w:val="center"/>
-                            </w:pPr>
-                            <w:r>
-                              <w:t>Home Page</w:t>
-                            </w:r>
-                          </w:p>
-                        </w:txbxContent>
-                      </wps:txbx>
-                      <wps:bodyPr rot="0" vert="horz" wrap="square" lIns="91440" tIns="45720" rIns="91440" bIns="45720" anchor="t" anchorCtr="0">
-                        <a:spAutoFit/>
-                      </wps:bodyPr>
-                    </wps:wsp>
-                  </a:graphicData>
-                </a:graphic>
-                <wp14:sizeRelH relativeFrom="margin">
-                  <wp14:pctWidth>40000</wp14:pctWidth>
-                </wp14:sizeRelH>
-                <wp14:sizeRelV relativeFrom="margin">
-                  <wp14:pctHeight>20000</wp14:pctHeight>
-                </wp14:sizeRelV>
-              </wp:anchor>
-            </w:drawing>
-          </mc:Choice>
-          <mc:Fallback>
-            <w:pict>
-              <v:shape w14:anchorId="428627A9" id="_x0000_s1027" type="#_x0000_t202" style="position:absolute;left:0;text-align:left;margin-left:22.2pt;margin-top:4.7pt;width:185.9pt;height:110.6pt;z-index:251690496;visibility:visible;mso-wrap-style:square;mso-width-percent:400;mso-height-percent:200;mso-wrap-distance-left:9pt;mso-wrap-distance-top:3.6pt;mso-wrap-distance-right:9pt;mso-wrap-distance-bottom:3.6pt;mso-position-horizontal:absolute;mso-position-horizontal-relative:text;mso-position-vertical:absolute;mso-position-vertical-relative:text;mso-width-percent:400;mso-height-percent:200;mso-width-relative:margin;mso-height-relative:margin;v-text-anchor:top" o:gfxdata="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" stroked="f">
-                <v:textbox style="mso-fit-shape-to-text:t">
-                  <w:txbxContent>
-                    <w:p>
-                      <w:pPr>
-                        <w:jc w:val="center"/>
-                      </w:pPr>
-                      <w:r>
-                        <w:t>Home Page</w:t>
-                      </w:r>
-                    </w:p>
-                  </w:txbxContent>
-                </v:textbox>
-                <w10:wrap type="square"/>
-              </v:shape>
-            </w:pict>
-          </mc:Fallback>
-        </mc:AlternateContent>
-      </w:r>
-    </w:p>
-    <w:p>
-      <w:pPr>
-        <w:spacing w:after="200" w:line="276" w:lineRule="auto"/>
-        <w:ind w:firstLine="720"/>
-        <w:rPr>
-          <w:b/>
-          <w:sz w:val="28"/>
-        </w:rPr>
-      </w:pPr>
-      <w:r>
-        <w:rPr>
-          <w:noProof/>
-        </w:rPr>
-        <w:lastRenderedPageBreak/>
-        <w:drawing>
-          <wp:anchor distT="0" distB="0" distL="114300" distR="114300" simplePos="0" relativeHeight="251666944" behindDoc="0" locked="0" layoutInCell="1" allowOverlap="1" wp14:anchorId="71443E32" wp14:editId="3194BD75">
-            <wp:simplePos x="0" y="0"/>
-            <wp:positionH relativeFrom="margin">
-              <wp:posOffset>3413613</wp:posOffset>
-            </wp:positionH>
-            <wp:positionV relativeFrom="margin">
-              <wp:posOffset>3333799</wp:posOffset>
-            </wp:positionV>
-            <wp:extent cx="3085465" cy="1557020"/>
-            <wp:effectExtent l="0" t="0" r="635" b="5080"/>
-            <wp:wrapSquare wrapText="bothSides"/>
-            <wp:docPr id="1276145513" name="Picture 4"/>
-            <wp:cNvGraphicFramePr>
-              <a:graphicFrameLocks xmlns:a="http://schemas.openxmlformats.org/drawingml/2006/main" noChangeAspect="1"/>
-            </wp:cNvGraphicFramePr>
-            <a:graphic xmlns:a="http://schemas.openxmlformats.org/drawingml/2006/main">
-              <a:graphicData uri="http://schemas.openxmlformats.org/drawingml/2006/picture">
-                <pic:pic xmlns:pic="http://schemas.openxmlformats.org/drawingml/2006/picture">
-                  <pic:nvPicPr>
-                    <pic:cNvPr id="0" name="Picture 7"/>
-                    <pic:cNvPicPr>
-                      <a:picLocks noChangeAspect="1" noChangeArrowheads="1"/>
-                    </pic:cNvPicPr>
-                  </pic:nvPicPr>
-                  <pic:blipFill>
-                    <a:blip r:embed="rId9">
-                      <a:extLst>
-                        <a:ext uri="{28A0092B-C50C-407E-A947-70E740481C1C}">
-                          <a14:useLocalDpi xmlns:a14="http://schemas.microsoft.com/office/drawing/2010/main" val="0"/>
-                        </a:ext>
-                      </a:extLst>
-                    </a:blip>
-                    <a:srcRect/>
-                    <a:stretch>
-                      <a:fillRect/>
-                    </a:stretch>
-                  </pic:blipFill>
-                  <pic:spPr bwMode="auto">
-                    <a:xfrm>
-                      <a:off x="0" y="0"/>
-                      <a:ext cx="3085465" cy="1557020"/>
-                    </a:xfrm>
-                    <a:prstGeom prst="rect">
-                      <a:avLst/>
-                    </a:prstGeom>
-                    <a:noFill/>
-                    <a:ln>
-                      <a:noFill/>
-                    </a:ln>
-                  </pic:spPr>
-                </pic:pic>
-              </a:graphicData>
-            </a:graphic>
-            <wp14:sizeRelH relativeFrom="margin">
-              <wp14:pctWidth>0</wp14:pctWidth>
-            </wp14:sizeRelH>
-            <wp14:sizeRelV relativeFrom="margin">
-              <wp14:pctHeight>0</wp14:pctHeight>
-            </wp14:sizeRelV>
-          </wp:anchor>
-        </w:drawing>
-      </w:r>
-      <w:r>
-        <w:rPr>
-          <w:noProof/>
-        </w:rPr>
-        <w:drawing>
-          <wp:anchor distT="0" distB="0" distL="114300" distR="114300" simplePos="0" relativeHeight="251650560" behindDoc="0" locked="0" layoutInCell="1" allowOverlap="1" wp14:anchorId="6E519EE0" wp14:editId="33CA51E1">
-            <wp:simplePos x="0" y="0"/>
-            <wp:positionH relativeFrom="margin">
-              <wp:posOffset>0</wp:posOffset>
-            </wp:positionH>
-            <wp:positionV relativeFrom="margin">
-              <wp:posOffset>3369261</wp:posOffset>
-            </wp:positionV>
-            <wp:extent cx="2924175" cy="1482725"/>
-            <wp:effectExtent l="0" t="0" r="9525" b="3175"/>
-            <wp:wrapSquare wrapText="bothSides"/>
-            <wp:docPr id="1020130366" name="Picture 3"/>
-            <wp:cNvGraphicFramePr>
-              <a:graphicFrameLocks xmlns:a="http://schemas.openxmlformats.org/drawingml/2006/main" noChangeAspect="1"/>
-            </wp:cNvGraphicFramePr>
-            <a:graphic xmlns:a="http://schemas.openxmlformats.org/drawingml/2006/main">
-              <a:graphicData uri="http://schemas.openxmlformats.org/drawingml/2006/picture">
-                <pic:pic xmlns:pic="http://schemas.openxmlformats.org/drawingml/2006/picture">
-                  <pic:nvPicPr>
-                    <pic:cNvPr id="0" name="Picture 5"/>
-                    <pic:cNvPicPr>
-                      <a:picLocks noChangeAspect="1" noChangeArrowheads="1"/>
-                    </pic:cNvPicPr>
-                  </pic:nvPicPr>
-                  <pic:blipFill>
-                    <a:blip r:embed="rId10">
-                      <a:extLst>
-                        <a:ext uri="{28A0092B-C50C-407E-A947-70E740481C1C}">
-                          <a14:useLocalDpi xmlns:a14="http://schemas.microsoft.com/office/drawing/2010/main" val="0"/>
-                        </a:ext>
-                      </a:extLst>
-                    </a:blip>
-                    <a:srcRect/>
-                    <a:stretch>
-                      <a:fillRect/>
-                    </a:stretch>
-                  </pic:blipFill>
-                  <pic:spPr bwMode="auto">
-                    <a:xfrm>
-                      <a:off x="0" y="0"/>
-                      <a:ext cx="2924175" cy="1482725"/>
-                    </a:xfrm>
-                    <a:prstGeom prst="rect">
-                      <a:avLst/>
-                    </a:prstGeom>
-                    <a:noFill/>
-                    <a:ln>
-                      <a:noFill/>
-                    </a:ln>
-                  </pic:spPr>
-                </pic:pic>
-              </a:graphicData>
-            </a:graphic>
-            <wp14:sizeRelH relativeFrom="margin">
-              <wp14:pctWidth>0</wp14:pctWidth>
-            </wp14:sizeRelH>
-            <wp14:sizeRelV relativeFrom="margin">
-              <wp14:pctHeight>0</wp14:pctHeight>
-            </wp14:sizeRelV>
-          </wp:anchor>
-        </w:drawing>
-      </w:r>
-    </w:p>
-    <w:p>
-      <w:pPr>
-        <w:spacing w:after="200" w:line="276" w:lineRule="auto"/>
-        <w:ind w:firstLine="720"/>
-      </w:pPr>
-      <w:r>
-        <w:rPr>
-          <w:b/>
-          <w:noProof/>
-          <w:sz w:val="28"/>
-        </w:rPr>
-        <mc:AlternateContent>
-          <mc:Choice Requires="wps">
-            <w:drawing>
-              <wp:anchor distT="45720" distB="45720" distL="114300" distR="114300" simplePos="0" relativeHeight="251697664" behindDoc="0" locked="0" layoutInCell="1" allowOverlap="1" wp14:anchorId="5664B3F8" wp14:editId="14974CFA">
-                <wp:simplePos x="0" y="0"/>
-                <wp:positionH relativeFrom="column">
-                  <wp:posOffset>-2749013</wp:posOffset>
-                </wp:positionH>
-                <wp:positionV relativeFrom="paragraph">
-                  <wp:posOffset>3490155</wp:posOffset>
-                </wp:positionV>
-                <wp:extent cx="2360930" cy="1404620"/>
-                <wp:effectExtent l="0" t="0" r="3810" b="0"/>
-                <wp:wrapSquare wrapText="bothSides"/>
-                <wp:docPr id="935630299" name="Text Box 2"/>
-                <wp:cNvGraphicFramePr>
-                  <a:graphicFrameLocks xmlns:a="http://schemas.openxmlformats.org/drawingml/2006/main"/>
-                </wp:cNvGraphicFramePr>
-                <a:graphic xmlns:a="http://schemas.openxmlformats.org/drawingml/2006/main">
-                  <a:graphicData uri="http://schemas.microsoft.com/office/word/2010/wordprocessingShape">
-                    <wps:wsp>
-                      <wps:cNvSpPr txBox="1">
-                        <a:spLocks noChangeArrowheads="1"/>
-                      </wps:cNvSpPr>
-                      <wps:spPr bwMode="auto">
-                        <a:xfrm>
-                          <a:off x="0" y="0"/>
-                          <a:ext cx="2360930" cy="1404620"/>
-                        </a:xfrm>
-                        <a:prstGeom prst="rect">
-                          <a:avLst/>
-                        </a:prstGeom>
-                        <a:solidFill>
-                          <a:srgbClr val="FFFFFF"/>
-                        </a:solidFill>
-                        <a:ln w="9525">
-                          <a:noFill/>
-                          <a:miter lim="800000"/>
-                          <a:headEnd/>
-                          <a:tailEnd/>
-                        </a:ln>
-                      </wps:spPr>
-                      <wps:txbx>
-                        <w:txbxContent>
-                          <w:p>
-                            <w:pPr>
-                              <w:jc w:val="center"/>
-                            </w:pPr>
-                            <w:r>
-                              <w:t>Contact Page</w:t>
-                            </w:r>
-                          </w:p>
-                        </w:txbxContent>
-                      </wps:txbx>
-                      <wps:bodyPr rot="0" vert="horz" wrap="square" lIns="91440" tIns="45720" rIns="91440" bIns="45720" anchor="t" anchorCtr="0">
-                        <a:spAutoFit/>
-                      </wps:bodyPr>
-                    </wps:wsp>
-                  </a:graphicData>
-                </a:graphic>
-                <wp14:sizeRelH relativeFrom="margin">
-                  <wp14:pctWidth>40000</wp14:pctWidth>
-                </wp14:sizeRelH>
-                <wp14:sizeRelV relativeFrom="margin">
-                  <wp14:pctHeight>20000</wp14:pctHeight>
-                </wp14:sizeRelV>
-              </wp:anchor>
-            </w:drawing>
-          </mc:Choice>
-          <mc:Fallback>
-            <w:pict>
-              <v:shape w14:anchorId="5664B3F8" id="_x0000_s1028" type="#_x0000_t202" style="position:absolute;left:0;text-align:left;margin-left:-216.45pt;margin-top:274.8pt;width:185.9pt;height:110.6pt;z-index:251697664;visibility:visible;mso-wrap-style:square;mso-width-percent:400;mso-height-percent:200;mso-wrap-distance-left:9pt;mso-wrap-distance-top:3.6pt;mso-wrap-distance-right:9pt;mso-wrap-distance-bottom:3.6pt;mso-position-horizontal:absolute;mso-position-horizontal-relative:text;mso-position-vertical:absolute;mso-position-vertical-relative:text;mso-width-percent:400;mso-height-percent:200;mso-width-relative:margin;mso-height-relative:margin;v-text-anchor:top" o:gfxdata="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" stroked="f">
-                <v:textbox style="mso-fit-shape-to-text:t">
-                  <w:txbxContent>
-                    <w:p>
-                      <w:pPr>
-                        <w:jc w:val="center"/>
-                      </w:pPr>
-                      <w:r>
-                        <w:t>Contact Page</w:t>
-                      </w:r>
-                    </w:p>
-                  </w:txbxContent>
-                </v:textbox>
-                <w10:wrap type="square"/>
-              </v:shape>
-            </w:pict>
-          </mc:Fallback>
-        </mc:AlternateContent>
-      </w:r>
-      <w:r>
-        <w:rPr>
-          <w:noProof/>
-        </w:rPr>
-        <w:drawing>
-          <wp:anchor distT="0" distB="0" distL="114300" distR="114300" simplePos="0" relativeHeight="251684352" behindDoc="0" locked="0" layoutInCell="1" allowOverlap="1" wp14:anchorId="27132AE3" wp14:editId="7D937109">
-            <wp:simplePos x="0" y="0"/>
-            <wp:positionH relativeFrom="margin">
-              <wp:posOffset>-76347</wp:posOffset>
-            </wp:positionH>
-            <wp:positionV relativeFrom="margin">
-              <wp:posOffset>5550144</wp:posOffset>
-            </wp:positionV>
-            <wp:extent cx="3018155" cy="1522730"/>
-            <wp:effectExtent l="0" t="0" r="0" b="1270"/>
-            <wp:wrapSquare wrapText="bothSides"/>
-            <wp:docPr id="1267227781" name="Picture 5"/>
-            <wp:cNvGraphicFramePr>
-              <a:graphicFrameLocks xmlns:a="http://schemas.openxmlformats.org/drawingml/2006/main" noChangeAspect="1"/>
-            </wp:cNvGraphicFramePr>
-            <a:graphic xmlns:a="http://schemas.openxmlformats.org/drawingml/2006/main">
-              <a:graphicData uri="http://schemas.openxmlformats.org/drawingml/2006/picture">
-                <pic:pic xmlns:pic="http://schemas.openxmlformats.org/drawingml/2006/picture">
-                  <pic:nvPicPr>
-                    <pic:cNvPr id="0" name="Picture 9"/>
-                    <pic:cNvPicPr>
-                      <a:picLocks noChangeAspect="1" noChangeArrowheads="1"/>
-                    </pic:cNvPicPr>
-                  </pic:nvPicPr>
-                  <pic:blipFill>
-                    <a:blip r:embed="rId11">
-                      <a:extLst>
-                        <a:ext uri="{28A0092B-C50C-407E-A947-70E740481C1C}">
-                          <a14:useLocalDpi xmlns:a14="http://schemas.microsoft.com/office/drawing/2010/main" val="0"/>
-                        </a:ext>
-                      </a:extLst>
-                    </a:blip>
-                    <a:srcRect/>
-                    <a:stretch>
-                      <a:fillRect/>
-                    </a:stretch>
-                  </pic:blipFill>
-                  <pic:spPr bwMode="auto">
-                    <a:xfrm>
-                      <a:off x="0" y="0"/>
-                      <a:ext cx="3018155" cy="1522730"/>
-                    </a:xfrm>
-                    <a:prstGeom prst="rect">
-                      <a:avLst/>
-                    </a:prstGeom>
-                    <a:noFill/>
-                    <a:ln>
-                      <a:noFill/>
-                    </a:ln>
-                  </pic:spPr>
-                </pic:pic>
-              </a:graphicData>
-            </a:graphic>
-            <wp14:sizeRelH relativeFrom="margin">
-              <wp14:pctWidth>0</wp14:pctWidth>
-            </wp14:sizeRelH>
-            <wp14:sizeRelV relativeFrom="margin">
-              <wp14:pctHeight>0</wp14:pctHeight>
-            </wp14:sizeRelV>
-          </wp:anchor>
-        </w:drawing>
-      </w:r>
-      <w:r>
-        <w:rPr>
-          <w:b/>
-          <w:noProof/>
-          <w:sz w:val="28"/>
-        </w:rPr>
-        <mc:AlternateContent>
-          <mc:Choice Requires="wps">
-            <w:drawing>
-              <wp:anchor distT="45720" distB="45720" distL="114300" distR="114300" simplePos="0" relativeHeight="251672576" behindDoc="0" locked="0" layoutInCell="1" allowOverlap="1" wp14:anchorId="0C4B6464" wp14:editId="16472672">
-                <wp:simplePos x="0" y="0"/>
-                <wp:positionH relativeFrom="column">
-                  <wp:posOffset>862037</wp:posOffset>
-                </wp:positionH>
-                <wp:positionV relativeFrom="paragraph">
-                  <wp:posOffset>1298086</wp:posOffset>
+                  <wp:posOffset>1963420</wp:posOffset>
                 </wp:positionV>
                 <wp:extent cx="2360930" cy="1404620"/>
                 <wp:effectExtent l="0" t="0" r="3810" b="0"/>
@@ -2375,7 +2090,7 @@
           </mc:Choice>
           <mc:Fallback>
             <w:pict>
-              <v:shape w14:anchorId="0C4B6464" id="_x0000_s1029" type="#_x0000_t202" style="position:absolute;left:0;text-align:left;margin-left:67.9pt;margin-top:102.2pt;width:185.9pt;height:110.6pt;z-index:251672576;visibility:visible;mso-wrap-style:square;mso-width-percent:400;mso-height-percent:200;mso-wrap-distance-left:9pt;mso-wrap-distance-top:3.6pt;mso-wrap-distance-right:9pt;mso-wrap-distance-bottom:3.6pt;mso-position-horizontal:absolute;mso-position-horizontal-relative:text;mso-position-vertical:absolute;mso-position-vertical-relative:text;mso-width-percent:400;mso-height-percent:200;mso-width-relative:margin;mso-height-relative:margin;v-text-anchor:top" o:gfxdata="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" stroked="f">
+              <v:shape w14:anchorId="0C4B6464" id="_x0000_s1028" type="#_x0000_t202" style="position:absolute;left:0;text-align:left;margin-left:277.85pt;margin-top:154.6pt;width:185.9pt;height:110.6pt;z-index:251645952;visibility:visible;mso-wrap-style:square;mso-width-percent:400;mso-height-percent:200;mso-wrap-distance-left:9pt;mso-wrap-distance-top:3.6pt;mso-wrap-distance-right:9pt;mso-wrap-distance-bottom:3.6pt;mso-position-horizontal:absolute;mso-position-horizontal-relative:text;mso-position-vertical:absolute;mso-position-vertical-relative:text;mso-width-percent:400;mso-height-percent:200;mso-width-relative:margin;mso-height-relative:margin;v-text-anchor:top" o:gfxdata="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" stroked="f">
                 <v:textbox style="mso-fit-shape-to-text:t">
                   <w:txbxContent>
                     <w:p>
@@ -2403,13 +2118,13 @@
         <mc:AlternateContent>
           <mc:Choice Requires="wps">
             <w:drawing>
-              <wp:anchor distT="45720" distB="45720" distL="114300" distR="114300" simplePos="0" relativeHeight="251695616" behindDoc="0" locked="0" layoutInCell="1" allowOverlap="1" wp14:anchorId="41FF3A3D" wp14:editId="60E810B3">
+              <wp:anchor distT="45720" distB="45720" distL="114300" distR="114300" simplePos="0" relativeHeight="251692032" behindDoc="0" locked="0" layoutInCell="1" allowOverlap="1" wp14:anchorId="41FF3A3D" wp14:editId="38A85325">
                 <wp:simplePos x="0" y="0"/>
                 <wp:positionH relativeFrom="column">
-                  <wp:posOffset>-2913087</wp:posOffset>
+                  <wp:posOffset>312420</wp:posOffset>
                 </wp:positionH>
                 <wp:positionV relativeFrom="paragraph">
-                  <wp:posOffset>1257398</wp:posOffset>
+                  <wp:posOffset>2006600</wp:posOffset>
                 </wp:positionV>
                 <wp:extent cx="2360930" cy="1404620"/>
                 <wp:effectExtent l="0" t="0" r="3810" b="0"/>
@@ -2474,7 +2189,7 @@
           </mc:Choice>
           <mc:Fallback>
             <w:pict>
-              <v:shape w14:anchorId="41FF3A3D" id="_x0000_s1030" type="#_x0000_t202" style="position:absolute;left:0;text-align:left;margin-left:-229.4pt;margin-top:99pt;width:185.9pt;height:110.6pt;z-index:251695616;visibility:visible;mso-wrap-style:square;mso-width-percent:400;mso-height-percent:200;mso-wrap-distance-left:9pt;mso-wrap-distance-top:3.6pt;mso-wrap-distance-right:9pt;mso-wrap-distance-bottom:3.6pt;mso-position-horizontal:absolute;mso-position-horizontal-relative:text;mso-position-vertical:absolute;mso-position-vertical-relative:text;mso-width-percent:400;mso-height-percent:200;mso-width-relative:margin;mso-height-relative:margin;v-text-anchor:top" o:gfxdata="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" stroked="f">
+              <v:shape w14:anchorId="41FF3A3D" id="_x0000_s1029" type="#_x0000_t202" style="position:absolute;left:0;text-align:left;margin-left:24.6pt;margin-top:158pt;width:185.9pt;height:110.6pt;z-index:251692032;visibility:visible;mso-wrap-style:square;mso-width-percent:400;mso-height-percent:200;mso-wrap-distance-left:9pt;mso-wrap-distance-top:3.6pt;mso-wrap-distance-right:9pt;mso-wrap-distance-bottom:3.6pt;mso-position-horizontal:absolute;mso-position-horizontal-relative:text;mso-position-vertical:absolute;mso-position-vertical-relative:text;mso-width-percent:400;mso-height-percent:200;mso-width-relative:margin;mso-height-relative:margin;v-text-anchor:top" o:gfxdata="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" stroked="f">
                 <v:textbox style="mso-fit-shape-to-text:t">
                   <w:txbxContent>
                     <w:p>
@@ -2498,17 +2213,384 @@
       </w:r>
       <w:r>
         <w:rPr>
+          <w:noProof/>
+        </w:rPr>
+        <w:drawing>
+          <wp:anchor distT="0" distB="0" distL="114300" distR="114300" simplePos="0" relativeHeight="251641856" behindDoc="0" locked="0" layoutInCell="1" allowOverlap="1" wp14:anchorId="71443E32" wp14:editId="094BE8DD">
+            <wp:simplePos x="0" y="0"/>
+            <wp:positionH relativeFrom="margin">
+              <wp:posOffset>3108325</wp:posOffset>
+            </wp:positionH>
+            <wp:positionV relativeFrom="margin">
+              <wp:posOffset>6450330</wp:posOffset>
+            </wp:positionV>
+            <wp:extent cx="3085465" cy="1557020"/>
+            <wp:effectExtent l="0" t="0" r="635" b="5080"/>
+            <wp:wrapSquare wrapText="bothSides"/>
+            <wp:docPr id="1276145513" name="Picture 4"/>
+            <wp:cNvGraphicFramePr>
+              <a:graphicFrameLocks xmlns:a="http://schemas.openxmlformats.org/drawingml/2006/main" noChangeAspect="1"/>
+            </wp:cNvGraphicFramePr>
+            <a:graphic xmlns:a="http://schemas.openxmlformats.org/drawingml/2006/main">
+              <a:graphicData uri="http://schemas.openxmlformats.org/drawingml/2006/picture">
+                <pic:pic xmlns:pic="http://schemas.openxmlformats.org/drawingml/2006/picture">
+                  <pic:nvPicPr>
+                    <pic:cNvPr id="0" name="Picture 7"/>
+                    <pic:cNvPicPr>
+                      <a:picLocks noChangeAspect="1" noChangeArrowheads="1"/>
+                    </pic:cNvPicPr>
+                  </pic:nvPicPr>
+                  <pic:blipFill>
+                    <a:blip r:embed="rId9">
+                      <a:extLst>
+                        <a:ext uri="{28A0092B-C50C-407E-A947-70E740481C1C}">
+                          <a14:useLocalDpi xmlns:a14="http://schemas.microsoft.com/office/drawing/2010/main" val="0"/>
+                        </a:ext>
+                      </a:extLst>
+                    </a:blip>
+                    <a:srcRect/>
+                    <a:stretch>
+                      <a:fillRect/>
+                    </a:stretch>
+                  </pic:blipFill>
+                  <pic:spPr bwMode="auto">
+                    <a:xfrm>
+                      <a:off x="0" y="0"/>
+                      <a:ext cx="3085465" cy="1557020"/>
+                    </a:xfrm>
+                    <a:prstGeom prst="rect">
+                      <a:avLst/>
+                    </a:prstGeom>
+                    <a:noFill/>
+                    <a:ln>
+                      <a:noFill/>
+                    </a:ln>
+                  </pic:spPr>
+                </pic:pic>
+              </a:graphicData>
+            </a:graphic>
+            <wp14:sizeRelH relativeFrom="margin">
+              <wp14:pctWidth>0</wp14:pctWidth>
+            </wp14:sizeRelH>
+            <wp14:sizeRelV relativeFrom="margin">
+              <wp14:pctHeight>0</wp14:pctHeight>
+            </wp14:sizeRelV>
+          </wp:anchor>
+        </w:drawing>
+      </w:r>
+      <w:r>
+        <w:rPr>
+          <w:noProof/>
+        </w:rPr>
+        <w:drawing>
+          <wp:anchor distT="0" distB="0" distL="114300" distR="114300" simplePos="0" relativeHeight="251629568" behindDoc="0" locked="0" layoutInCell="1" allowOverlap="1" wp14:anchorId="6E519EE0" wp14:editId="2F338521">
+            <wp:simplePos x="0" y="0"/>
+            <wp:positionH relativeFrom="margin">
+              <wp:posOffset>0</wp:posOffset>
+            </wp:positionH>
+            <wp:positionV relativeFrom="margin">
+              <wp:posOffset>6507480</wp:posOffset>
+            </wp:positionV>
+            <wp:extent cx="2924175" cy="1482725"/>
+            <wp:effectExtent l="0" t="0" r="9525" b="3175"/>
+            <wp:wrapSquare wrapText="bothSides"/>
+            <wp:docPr id="1020130366" name="Picture 3"/>
+            <wp:cNvGraphicFramePr>
+              <a:graphicFrameLocks xmlns:a="http://schemas.openxmlformats.org/drawingml/2006/main" noChangeAspect="1"/>
+            </wp:cNvGraphicFramePr>
+            <a:graphic xmlns:a="http://schemas.openxmlformats.org/drawingml/2006/main">
+              <a:graphicData uri="http://schemas.openxmlformats.org/drawingml/2006/picture">
+                <pic:pic xmlns:pic="http://schemas.openxmlformats.org/drawingml/2006/picture">
+                  <pic:nvPicPr>
+                    <pic:cNvPr id="0" name="Picture 5"/>
+                    <pic:cNvPicPr>
+                      <a:picLocks noChangeAspect="1" noChangeArrowheads="1"/>
+                    </pic:cNvPicPr>
+                  </pic:nvPicPr>
+                  <pic:blipFill>
+                    <a:blip r:embed="rId10">
+                      <a:extLst>
+                        <a:ext uri="{28A0092B-C50C-407E-A947-70E740481C1C}">
+                          <a14:useLocalDpi xmlns:a14="http://schemas.microsoft.com/office/drawing/2010/main" val="0"/>
+                        </a:ext>
+                      </a:extLst>
+                    </a:blip>
+                    <a:srcRect/>
+                    <a:stretch>
+                      <a:fillRect/>
+                    </a:stretch>
+                  </pic:blipFill>
+                  <pic:spPr bwMode="auto">
+                    <a:xfrm>
+                      <a:off x="0" y="0"/>
+                      <a:ext cx="2924175" cy="1482725"/>
+                    </a:xfrm>
+                    <a:prstGeom prst="rect">
+                      <a:avLst/>
+                    </a:prstGeom>
+                    <a:noFill/>
+                    <a:ln>
+                      <a:noFill/>
+                    </a:ln>
+                  </pic:spPr>
+                </pic:pic>
+              </a:graphicData>
+            </a:graphic>
+            <wp14:sizeRelH relativeFrom="margin">
+              <wp14:pctWidth>0</wp14:pctWidth>
+            </wp14:sizeRelH>
+            <wp14:sizeRelV relativeFrom="margin">
+              <wp14:pctHeight>0</wp14:pctHeight>
+            </wp14:sizeRelV>
+          </wp:anchor>
+        </w:drawing>
+      </w:r>
+    </w:p>
+    <w:p>
+      <w:pPr>
+        <w:spacing w:after="200" w:line="276" w:lineRule="auto"/>
+        <w:ind w:firstLine="720"/>
+        <w:rPr>
           <w:b/>
           <w:sz w:val="28"/>
         </w:rPr>
-        <w:br w:type="page"/>
+      </w:pPr>
+    </w:p>
+    <w:p>
+      <w:pPr>
+        <w:spacing w:after="200" w:line="276" w:lineRule="auto"/>
+        <w:rPr>
+          <w:b/>
+          <w:sz w:val="28"/>
+        </w:rPr>
+      </w:pPr>
+      <w:r>
+        <w:rPr>
+          <w:b/>
+          <w:noProof/>
+          <w:sz w:val="28"/>
+        </w:rPr>
+        <mc:AlternateContent>
+          <mc:Choice Requires="wps">
+            <w:drawing>
+              <wp:anchor distT="45720" distB="45720" distL="114300" distR="114300" simplePos="0" relativeHeight="251700224" behindDoc="0" locked="0" layoutInCell="1" allowOverlap="1" wp14:anchorId="5664B3F8" wp14:editId="2A86A9B3">
+                <wp:simplePos x="0" y="0"/>
+                <wp:positionH relativeFrom="column">
+                  <wp:posOffset>289560</wp:posOffset>
+                </wp:positionH>
+                <wp:positionV relativeFrom="paragraph">
+                  <wp:posOffset>1722120</wp:posOffset>
+                </wp:positionV>
+                <wp:extent cx="2360930" cy="1404620"/>
+                <wp:effectExtent l="0" t="0" r="3810" b="0"/>
+                <wp:wrapSquare wrapText="bothSides"/>
+                <wp:docPr id="935630299" name="Text Box 2"/>
+                <wp:cNvGraphicFramePr>
+                  <a:graphicFrameLocks xmlns:a="http://schemas.openxmlformats.org/drawingml/2006/main"/>
+                </wp:cNvGraphicFramePr>
+                <a:graphic xmlns:a="http://schemas.openxmlformats.org/drawingml/2006/main">
+                  <a:graphicData uri="http://schemas.microsoft.com/office/word/2010/wordprocessingShape">
+                    <wps:wsp>
+                      <wps:cNvSpPr txBox="1">
+                        <a:spLocks noChangeArrowheads="1"/>
+                      </wps:cNvSpPr>
+                      <wps:spPr bwMode="auto">
+                        <a:xfrm>
+                          <a:off x="0" y="0"/>
+                          <a:ext cx="2360930" cy="1404620"/>
+                        </a:xfrm>
+                        <a:prstGeom prst="rect">
+                          <a:avLst/>
+                        </a:prstGeom>
+                        <a:solidFill>
+                          <a:srgbClr val="FFFFFF"/>
+                        </a:solidFill>
+                        <a:ln w="9525">
+                          <a:noFill/>
+                          <a:miter lim="800000"/>
+                          <a:headEnd/>
+                          <a:tailEnd/>
+                        </a:ln>
+                      </wps:spPr>
+                      <wps:txbx>
+                        <w:txbxContent>
+                          <w:p>
+                            <w:pPr>
+                              <w:jc w:val="center"/>
+                            </w:pPr>
+                            <w:r>
+                              <w:t>Contact Page</w:t>
+                            </w:r>
+                          </w:p>
+                        </w:txbxContent>
+                      </wps:txbx>
+                      <wps:bodyPr rot="0" vert="horz" wrap="square" lIns="91440" tIns="45720" rIns="91440" bIns="45720" anchor="t" anchorCtr="0">
+                        <a:spAutoFit/>
+                      </wps:bodyPr>
+                    </wps:wsp>
+                  </a:graphicData>
+                </a:graphic>
+                <wp14:sizeRelH relativeFrom="margin">
+                  <wp14:pctWidth>40000</wp14:pctWidth>
+                </wp14:sizeRelH>
+                <wp14:sizeRelV relativeFrom="margin">
+                  <wp14:pctHeight>20000</wp14:pctHeight>
+                </wp14:sizeRelV>
+              </wp:anchor>
+            </w:drawing>
+          </mc:Choice>
+          <mc:Fallback>
+            <w:pict>
+              <v:shape w14:anchorId="5664B3F8" id="_x0000_s1030" type="#_x0000_t202" style="position:absolute;margin-left:22.8pt;margin-top:135.6pt;width:185.9pt;height:110.6pt;z-index:251700224;visibility:visible;mso-wrap-style:square;mso-width-percent:400;mso-height-percent:200;mso-wrap-distance-left:9pt;mso-wrap-distance-top:3.6pt;mso-wrap-distance-right:9pt;mso-wrap-distance-bottom:3.6pt;mso-position-horizontal:absolute;mso-position-horizontal-relative:text;mso-position-vertical:absolute;mso-position-vertical-relative:text;mso-width-percent:400;mso-height-percent:200;mso-width-relative:margin;mso-height-relative:margin;v-text-anchor:top" o:gfxdata="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" stroked="f">
+                <v:textbox style="mso-fit-shape-to-text:t">
+                  <w:txbxContent>
+                    <w:p>
+                      <w:pPr>
+                        <w:jc w:val="center"/>
+                      </w:pPr>
+                      <w:r>
+                        <w:t>Contact Page</w:t>
+                      </w:r>
+                    </w:p>
+                  </w:txbxContent>
+                </v:textbox>
+                <w10:wrap type="square"/>
+              </v:shape>
+            </w:pict>
+          </mc:Fallback>
+        </mc:AlternateContent>
       </w:r>
+      <w:r>
+        <w:rPr>
+          <w:noProof/>
+        </w:rPr>
+        <w:drawing>
+          <wp:anchor distT="0" distB="0" distL="114300" distR="114300" simplePos="0" relativeHeight="251656192" behindDoc="0" locked="0" layoutInCell="1" allowOverlap="1" wp14:anchorId="27132AE3" wp14:editId="3A8ED91D">
+            <wp:simplePos x="0" y="0"/>
+            <wp:positionH relativeFrom="margin">
+              <wp:posOffset>0</wp:posOffset>
+            </wp:positionH>
+            <wp:positionV relativeFrom="margin">
+              <wp:posOffset>375920</wp:posOffset>
+            </wp:positionV>
+            <wp:extent cx="3018155" cy="1522730"/>
+            <wp:effectExtent l="0" t="0" r="0" b="1270"/>
+            <wp:wrapSquare wrapText="bothSides"/>
+            <wp:docPr id="1267227781" name="Picture 5"/>
+            <wp:cNvGraphicFramePr>
+              <a:graphicFrameLocks xmlns:a="http://schemas.openxmlformats.org/drawingml/2006/main" noChangeAspect="1"/>
+            </wp:cNvGraphicFramePr>
+            <a:graphic xmlns:a="http://schemas.openxmlformats.org/drawingml/2006/main">
+              <a:graphicData uri="http://schemas.openxmlformats.org/drawingml/2006/picture">
+                <pic:pic xmlns:pic="http://schemas.openxmlformats.org/drawingml/2006/picture">
+                  <pic:nvPicPr>
+                    <pic:cNvPr id="0" name="Picture 9"/>
+                    <pic:cNvPicPr>
+                      <a:picLocks noChangeAspect="1" noChangeArrowheads="1"/>
+                    </pic:cNvPicPr>
+                  </pic:nvPicPr>
+                  <pic:blipFill>
+                    <a:blip r:embed="rId11">
+                      <a:extLst>
+                        <a:ext uri="{28A0092B-C50C-407E-A947-70E740481C1C}">
+                          <a14:useLocalDpi xmlns:a14="http://schemas.microsoft.com/office/drawing/2010/main" val="0"/>
+                        </a:ext>
+                      </a:extLst>
+                    </a:blip>
+                    <a:srcRect/>
+                    <a:stretch>
+                      <a:fillRect/>
+                    </a:stretch>
+                  </pic:blipFill>
+                  <pic:spPr bwMode="auto">
+                    <a:xfrm>
+                      <a:off x="0" y="0"/>
+                      <a:ext cx="3018155" cy="1522730"/>
+                    </a:xfrm>
+                    <a:prstGeom prst="rect">
+                      <a:avLst/>
+                    </a:prstGeom>
+                    <a:noFill/>
+                    <a:ln>
+                      <a:noFill/>
+                    </a:ln>
+                  </pic:spPr>
+                </pic:pic>
+              </a:graphicData>
+            </a:graphic>
+            <wp14:sizeRelH relativeFrom="margin">
+              <wp14:pctWidth>0</wp14:pctWidth>
+            </wp14:sizeRelH>
+            <wp14:sizeRelV relativeFrom="margin">
+              <wp14:pctHeight>0</wp14:pctHeight>
+            </wp14:sizeRelV>
+          </wp:anchor>
+        </w:drawing>
+      </w:r>
+    </w:p>
+    <w:p>
+      <w:pPr>
+        <w:spacing w:after="200" w:line="276" w:lineRule="auto"/>
+        <w:rPr>
+          <w:b/>
+          <w:sz w:val="28"/>
+        </w:rPr>
+      </w:pPr>
+    </w:p>
+    <w:p>
+      <w:pPr>
+        <w:spacing w:after="200" w:line="276" w:lineRule="auto"/>
+        <w:rPr>
+          <w:b/>
+          <w:sz w:val="28"/>
+        </w:rPr>
+      </w:pPr>
+    </w:p>
+    <w:p>
+      <w:pPr>
+        <w:spacing w:after="200" w:line="276" w:lineRule="auto"/>
+        <w:rPr>
+          <w:b/>
+          <w:sz w:val="28"/>
+        </w:rPr>
+      </w:pPr>
+    </w:p>
+    <w:p>
+      <w:pPr>
+        <w:spacing w:after="200" w:line="276" w:lineRule="auto"/>
+        <w:rPr>
+          <w:b/>
+          <w:sz w:val="28"/>
+        </w:rPr>
+      </w:pPr>
+    </w:p>
+    <w:p>
+      <w:pPr>
+        <w:spacing w:after="200" w:line="276" w:lineRule="auto"/>
+        <w:rPr>
+          <w:b/>
+          <w:sz w:val="28"/>
+        </w:rPr>
+      </w:pPr>
+    </w:p>
+    <w:p>
+      <w:pPr>
+        <w:spacing w:after="200" w:line="276" w:lineRule="auto"/>
+        <w:rPr>
+          <w:b/>
+          <w:sz w:val="28"/>
+        </w:rPr>
+      </w:pPr>
+    </w:p>
+    <w:p>
+      <w:pPr>
+        <w:spacing w:after="200" w:line="276" w:lineRule="auto"/>
+      </w:pPr>
       <w:r>
         <w:rPr>
           <w:b/>
           <w:sz w:val="28"/>
         </w:rPr>
-        <w:lastRenderedPageBreak/>
         <w:t>6. Conclusion</w:t>
       </w:r>
     </w:p>
